--- a/I-toifa/115.docx
+++ b/I-toifa/115.docx
@@ -527,7 +527,7 @@
           <w:sz w:val="28"/>
           <w:szCs w:val="28"/>
         </w:rPr>
-        <w:t xml:space="preserve">Gimenolepidoz – bolalarda keng tarqalgan kontagioz gelmintoz; manba bemor odam, yuqish qo'l va maishiy buyumlar orqali, autoinvaziya va oraliq xo'jayin (hasharotlar) imkoniyati bor. Profilaktika erta aniqlash, davolash va 6 oylik dispanser kuzatuvi, maishiy dezinfeksiya, shaxsiy gigiena va hasharot-kemiruvchilarga qarshi kurashga asoslanadi; samaradorlik jamoadagi invaziya darajasi, nazorat tahlillarining manfiyligi va tashqi muhit surtmalari natijalari bilan baholanadi (muallif xulosasi, tasdiqlanmagan).</w:t>
+        <w:t xml:space="preserve">Gimenolepidoz – bolalarda keng tarqalgan kontagioz gelmintoz; manba bemor odam, yuqish qo'l va maishiy buyumlar orqali, autoinvaziya va oraliq xo'jayin (hasharotlar) imkoniyati bor. Profilaktika erta aniqlash, davolash va 6 oylik dispanser kuzatuvi, maishiy dezinfeksiya, shaxsiy gigiena va hasharot-kemiruvchilarga qarshi kurashga asoslanadi; samaradorlik jamoadagi invaziya darajasi, nazorat tahlillarining manfiyligi va tashqi muhit surtmalari natijalari bilan baholanadi (muallif xulosasi, tasdiqlanmagan). Bu xulosa umumiy tamoyillarni jamlaydi; muddat va dozalar alohida manbalarda (parazitologiya qo'llanmasi va 121-son buyruq ilovasi) bayon etilgan hamda ularni amaliyotda joriy tahrir bilan solishtirib qo'llash tavsiya etiladi.</w:t>
       </w:r>
     </w:p>
     <w:p>
